--- a/deliverables/VIDEO_7_Are_You_Growing_Or_Just_Being_Given_More_Work_FINAL/Video_7_Shorts/V7_Short_02_CAR_In_Forty_Five_Seconds.docx
+++ b/deliverables/VIDEO_7_Are_You_Growing_Or_Just_Being_Given_More_Work_FINAL/Video_7_Shorts/V7_Short_02_CAR_In_Forty_Five_Seconds.docx
@@ -51,6 +51,25 @@
           <w:bottom w:val="single" w:sz="6" w:color="8A6D1E"/>
         </w:pBdr>
       </w:pPr>
+    </w:p>
+    <w:p>
+      <w:pPr>
+        <w:spacing w:after="80"/>
+      </w:pPr>
+      <w:r>
+        <w:rPr>
+          <w:b/>
+          <w:color w:val="8A6D1E"/>
+          <w:sz w:val="20"/>
+        </w:rPr>
+        <w:t xml:space="preserve">Status in this synchronization  </w:t>
+      </w:r>
+      <w:r>
+        <w:rPr>
+          <w:sz w:val="21"/>
+        </w:rPr>
+        <w:t>COPY UPDATE</w:t>
+      </w:r>
     </w:p>
     <w:p>
       <w:pPr>
@@ -197,7 +216,7 @@
           <w:i w:val="0"/>
           <w:sz w:val="24"/>
         </w:rPr>
-        <w:t>C is for Complexity. Did the problem become harder, or did the volume simply increase?</w:t>
+        <w:t>C is for Complexity. Did the problem become more complex, or did the volume simply increase?</w:t>
       </w:r>
     </w:p>
     <w:p>
@@ -236,7 +255,7 @@
           <w:i w:val="0"/>
           <w:sz w:val="24"/>
         </w:rPr>
-        <w:t>If all three are expanding, you probably have a real growth case. The work may still be demanding, but the career case is visible.</w:t>
+        <w:t>If all three are expanding, the career case for growth is visible. The work may still be demanding, but you can see what it is building.</w:t>
       </w:r>
     </w:p>
     <w:p>
@@ -249,7 +268,7 @@
           <w:i w:val="0"/>
           <w:sz w:val="24"/>
         </w:rPr>
-        <w:t>If the volume grew and those three did not, the role may have expanded mainly as workload.</w:t>
+        <w:t>If the volume grew and those three did not, the role has expanded mainly as workload.</w:t>
       </w:r>
     </w:p>
     <w:p>
@@ -262,7 +281,7 @@
           <w:i w:val="0"/>
           <w:sz w:val="24"/>
         </w:rPr>
-        <w:t>That can be fine for a short season. Just give the season a boundary.</w:t>
+        <w:t>That may be acceptable for a short season. Just give the season a boundary and a review date.</w:t>
       </w:r>
     </w:p>
     <w:p>
@@ -373,6 +392,20 @@
     </w:p>
     <w:p>
       <w:pPr>
+        <w:spacing w:before="0" w:after="80"/>
+      </w:pPr>
+      <w:r>
+        <w:rPr>
+          <w:b w:val="0"/>
+          <w:i w:val="0"/>
+          <w:color w:val="5A6B82"/>
+          <w:sz w:val="20"/>
+        </w:rPr>
+        <w:t>Corrected for the September 9 lock. "A real growth case" became the script's conditional "the career case for growth is visible."</w:t>
+      </w:r>
+    </w:p>
+    <w:p>
+      <w:pPr>
         <w:spacing w:before="0" w:after="160"/>
       </w:pPr>
       <w:r>
@@ -382,7 +415,7 @@
           <w:color w:val="5A6B82"/>
           <w:sz w:val="20"/>
         </w:rPr>
-        <w:t>Carried from v1.0 and extended with the boundary line, which is the v2.0 master's non-exploitation guardrail.</w:t>
+        <w:t>Why this status: The reading line said "you probably have a real growth case." The locked script says the career case for growth is visible, and the master's own visual map says GROWTH CASE VISIBLE. The CAR explanation itself is unchanged.</w:t>
       </w:r>
     </w:p>
     <w:p>
